--- a/backend/demo-data/05_securite_ferroviaire_reglementation.docx
+++ b/backend/demo-data/05_securite_ferroviaire_reglementation.docx
@@ -12,7 +12,115 @@
     </w:p>
     <w:p>
       <w:r>
-        <w:t>En France, c'est l'EPSF (Établissement Public de Sécurité Ferroviaire) qui est chargé de délivrer les autorisations de circulation. La réglementation impose des normes strictes.</w:t>
+        <w:t>Page 1</w:t>
+        <w:br/>
+        <w:t xml:space="preserve">Texte générique ferroviaire de remplissage pour tester les performances du système RAG sur de grands documents avec beaucoup de bruit. Texte générique ferroviaire de remplissage pour tester les performances du système RAG sur de grands documents avec beaucoup de bruit. Texte générique ferroviaire de remplissage pour tester les performances du système RAG sur de grands documents avec beaucoup de bruit. Texte générique ferroviaire de remplissage pour tester les performances du système RAG sur de grands documents avec beaucoup de bruit. Texte générique ferroviaire de remplissage pour tester les performances du système RAG sur de grands documents avec beaucoup de bruit. Texte générique ferroviaire de remplissage pour tester les performances du système RAG sur de grands documents avec beaucoup de bruit. Texte générique ferroviaire de remplissage pour tester les performances du système RAG sur de grands documents avec beaucoup de bruit. Texte générique ferroviaire de remplissage pour tester les performances du système RAG sur de grands documents avec beaucoup de bruit. Texte générique ferroviaire de remplissage pour tester les performances du système RAG sur de grands documents avec beaucoup de bruit. Texte générique ferroviaire de remplissage pour tester les performances du système RAG sur de grands documents avec beaucoup de bruit. Texte générique ferroviaire de remplissage pour tester les performances du système RAG sur de grands documents avec beaucoup de bruit. Texte générique ferroviaire de remplissage pour tester les performances du système RAG sur de grands documents avec beaucoup de bruit. Texte générique ferroviaire de remplissage pour tester les performances du système RAG sur de grands documents avec beaucoup de bruit. Texte générique ferroviaire de remplissage pour tester les performances du système RAG sur de grands documents avec beaucoup de bruit. Texte générique ferroviaire de remplissage pour tester les performances du système RAG sur de grands documents avec beaucoup de bruit. Texte générique ferroviaire de remplissage pour tester les performances du système RAG sur de grands documents avec beaucoup de bruit. Texte générique ferroviaire de remplissage pour tester les performances du système RAG sur de grands documents avec beaucoup de bruit. Texte générique ferroviaire de remplissage pour tester les performances du système RAG sur de grands documents avec beaucoup de bruit. Texte générique ferroviaire de remplissage pour tester les performances du système RAG sur de grands documents avec beaucoup de bruit. Texte générique ferroviaire de remplissage pour tester les performances du système RAG sur de grands documents avec beaucoup de bruit. Texte générique ferroviaire de remplissage pour tester les performances du système RAG sur de grands documents avec beaucoup de bruit. Texte générique ferroviaire de remplissage pour tester les performances du système RAG sur de grands documents avec beaucoup de bruit. Texte générique ferroviaire de remplissage pour tester les performances du système RAG sur de grands documents avec beaucoup de bruit. Texte générique ferroviaire de remplissage pour tester les performances du système RAG sur de grands documents avec beaucoup de bruit. Texte générique ferroviaire de remplissage pour tester les performances du système RAG sur de grands documents avec beaucoup de bruit. Texte générique ferroviaire de remplissage pour tester les performances du système RAG sur de grands documents avec beaucoup de bruit. Texte générique ferroviaire de remplissage pour tester les performances du système RAG sur de grands documents avec beaucoup de bruit. Texte générique ferroviaire de remplissage pour tester les performances du système RAG sur de grands documents avec beaucoup de bruit. Texte générique ferroviaire de remplissage pour tester les performances du système RAG sur de grands documents avec beaucoup de bruit. Texte générique ferroviaire de remplissage pour tester les performances du système RAG sur de grands documents avec beaucoup de bruit. </w:t>
+      </w:r>
+    </w:p>
+    <w:p>
+      <w:r>
+        <w:br w:type="page"/>
+      </w:r>
+    </w:p>
+    <w:p>
+      <w:r>
+        <w:t>Page 2</w:t>
+        <w:br/>
+        <w:t xml:space="preserve">Texte générique ferroviaire de remplissage pour tester les performances du système RAG sur de grands documents avec beaucoup de bruit. Texte générique ferroviaire de remplissage pour tester les performances du système RAG sur de grands documents avec beaucoup de bruit. Texte générique ferroviaire de remplissage pour tester les performances du système RAG sur de grands documents avec beaucoup de bruit. Texte générique ferroviaire de remplissage pour tester les performances du système RAG sur de grands documents avec beaucoup de bruit. Texte générique ferroviaire de remplissage pour tester les performances du système RAG sur de grands documents avec beaucoup de bruit. Texte générique ferroviaire de remplissage pour tester les performances du système RAG sur de grands documents avec beaucoup de bruit. Texte générique ferroviaire de remplissage pour tester les performances du système RAG sur de grands documents avec beaucoup de bruit. Texte générique ferroviaire de remplissage pour tester les performances du système RAG sur de grands documents avec beaucoup de bruit. Texte générique ferroviaire de remplissage pour tester les performances du système RAG sur de grands documents avec beaucoup de bruit. Texte générique ferroviaire de remplissage pour tester les performances du système RAG sur de grands documents avec beaucoup de bruit. Texte générique ferroviaire de remplissage pour tester les performances du système RAG sur de grands documents avec beaucoup de bruit. Texte générique ferroviaire de remplissage pour tester les performances du système RAG sur de grands documents avec beaucoup de bruit. Texte générique ferroviaire de remplissage pour tester les performances du système RAG sur de grands documents avec beaucoup de bruit. Texte générique ferroviaire de remplissage pour tester les performances du système RAG sur de grands documents avec beaucoup de bruit. Texte générique ferroviaire de remplissage pour tester les performances du système RAG sur de grands documents avec beaucoup de bruit. Texte générique ferroviaire de remplissage pour tester les performances du système RAG sur de grands documents avec beaucoup de bruit. Texte générique ferroviaire de remplissage pour tester les performances du système RAG sur de grands documents avec beaucoup de bruit. Texte générique ferroviaire de remplissage pour tester les performances du système RAG sur de grands documents avec beaucoup de bruit. Texte générique ferroviaire de remplissage pour tester les performances du système RAG sur de grands documents avec beaucoup de bruit. Texte générique ferroviaire de remplissage pour tester les performances du système RAG sur de grands documents avec beaucoup de bruit. Texte générique ferroviaire de remplissage pour tester les performances du système RAG sur de grands documents avec beaucoup de bruit. Texte générique ferroviaire de remplissage pour tester les performances du système RAG sur de grands documents avec beaucoup de bruit. Texte générique ferroviaire de remplissage pour tester les performances du système RAG sur de grands documents avec beaucoup de bruit. Texte générique ferroviaire de remplissage pour tester les performances du système RAG sur de grands documents avec beaucoup de bruit. Texte générique ferroviaire de remplissage pour tester les performances du système RAG sur de grands documents avec beaucoup de bruit. Texte générique ferroviaire de remplissage pour tester les performances du système RAG sur de grands documents avec beaucoup de bruit. Texte générique ferroviaire de remplissage pour tester les performances du système RAG sur de grands documents avec beaucoup de bruit. Texte générique ferroviaire de remplissage pour tester les performances du système RAG sur de grands documents avec beaucoup de bruit. Texte générique ferroviaire de remplissage pour tester les performances du système RAG sur de grands documents avec beaucoup de bruit. Texte générique ferroviaire de remplissage pour tester les performances du système RAG sur de grands documents avec beaucoup de bruit. </w:t>
+      </w:r>
+    </w:p>
+    <w:p>
+      <w:r>
+        <w:br w:type="page"/>
+      </w:r>
+    </w:p>
+    <w:p>
+      <w:r>
+        <w:t>Page 3</w:t>
+        <w:br/>
+        <w:t xml:space="preserve">Texte générique ferroviaire de remplissage pour tester les performances du système RAG sur de grands documents avec beaucoup de bruit. Texte générique ferroviaire de remplissage pour tester les performances du système RAG sur de grands documents avec beaucoup de bruit. Texte générique ferroviaire de remplissage pour tester les performances du système RAG sur de grands documents avec beaucoup de bruit. Texte générique ferroviaire de remplissage pour tester les performances du système RAG sur de grands documents avec beaucoup de bruit. Texte générique ferroviaire de remplissage pour tester les performances du système RAG sur de grands documents avec beaucoup de bruit. Texte générique ferroviaire de remplissage pour tester les performances du système RAG sur de grands documents avec beaucoup de bruit. Texte générique ferroviaire de remplissage pour tester les performances du système RAG sur de grands documents avec beaucoup de bruit. Texte générique ferroviaire de remplissage pour tester les performances du système RAG sur de grands documents avec beaucoup de bruit. Texte générique ferroviaire de remplissage pour tester les performances du système RAG sur de grands documents avec beaucoup de bruit. Texte générique ferroviaire de remplissage pour tester les performances du système RAG sur de grands documents avec beaucoup de bruit. Texte générique ferroviaire de remplissage pour tester les performances du système RAG sur de grands documents avec beaucoup de bruit. Texte générique ferroviaire de remplissage pour tester les performances du système RAG sur de grands documents avec beaucoup de bruit. Texte générique ferroviaire de remplissage pour tester les performances du système RAG sur de grands documents avec beaucoup de bruit. Texte générique ferroviaire de remplissage pour tester les performances du système RAG sur de grands documents avec beaucoup de bruit. Texte générique ferroviaire de remplissage pour tester les performances du système RAG sur de grands documents avec beaucoup de bruit. Texte générique ferroviaire de remplissage pour tester les performances du système RAG sur de grands documents avec beaucoup de bruit. Texte générique ferroviaire de remplissage pour tester les performances du système RAG sur de grands documents avec beaucoup de bruit. Texte générique ferroviaire de remplissage pour tester les performances du système RAG sur de grands documents avec beaucoup de bruit. Texte générique ferroviaire de remplissage pour tester les performances du système RAG sur de grands documents avec beaucoup de bruit. Texte générique ferroviaire de remplissage pour tester les performances du système RAG sur de grands documents avec beaucoup de bruit. Texte générique ferroviaire de remplissage pour tester les performances du système RAG sur de grands documents avec beaucoup de bruit. Texte générique ferroviaire de remplissage pour tester les performances du système RAG sur de grands documents avec beaucoup de bruit. Texte générique ferroviaire de remplissage pour tester les performances du système RAG sur de grands documents avec beaucoup de bruit. Texte générique ferroviaire de remplissage pour tester les performances du système RAG sur de grands documents avec beaucoup de bruit. Texte générique ferroviaire de remplissage pour tester les performances du système RAG sur de grands documents avec beaucoup de bruit. Texte générique ferroviaire de remplissage pour tester les performances du système RAG sur de grands documents avec beaucoup de bruit. Texte générique ferroviaire de remplissage pour tester les performances du système RAG sur de grands documents avec beaucoup de bruit. Texte générique ferroviaire de remplissage pour tester les performances du système RAG sur de grands documents avec beaucoup de bruit. Texte générique ferroviaire de remplissage pour tester les performances du système RAG sur de grands documents avec beaucoup de bruit. Texte générique ferroviaire de remplissage pour tester les performances du système RAG sur de grands documents avec beaucoup de bruit. </w:t>
+      </w:r>
+    </w:p>
+    <w:p>
+      <w:r>
+        <w:br w:type="page"/>
+      </w:r>
+    </w:p>
+    <w:p>
+      <w:r>
+        <w:t>Page 4</w:t>
+        <w:br/>
+        <w:t xml:space="preserve">Texte générique ferroviaire de remplissage pour tester les performances du système RAG sur de grands documents avec beaucoup de bruit. Texte générique ferroviaire de remplissage pour tester les performances du système RAG sur de grands documents avec beaucoup de bruit. Texte générique ferroviaire de remplissage pour tester les performances du système RAG sur de grands documents avec beaucoup de bruit. Texte générique ferroviaire de remplissage pour tester les performances du système RAG sur de grands documents avec beaucoup de bruit. Texte générique ferroviaire de remplissage pour tester les performances du système RAG sur de grands documents avec beaucoup de bruit. Texte générique ferroviaire de remplissage pour tester les performances du système RAG sur de grands documents avec beaucoup de bruit. Texte générique ferroviaire de remplissage pour tester les performances du système RAG sur de grands documents avec beaucoup de bruit. Texte générique ferroviaire de remplissage pour tester les performances du système RAG sur de grands documents avec beaucoup de bruit. Texte générique ferroviaire de remplissage pour tester les performances du système RAG sur de grands documents avec beaucoup de bruit. Texte générique ferroviaire de remplissage pour tester les performances du système RAG sur de grands documents avec beaucoup de bruit. Texte générique ferroviaire de remplissage pour tester les performances du système RAG sur de grands documents avec beaucoup de bruit. Texte générique ferroviaire de remplissage pour tester les performances du système RAG sur de grands documents avec beaucoup de bruit. Texte générique ferroviaire de remplissage pour tester les performances du système RAG sur de grands documents avec beaucoup de bruit. Texte générique ferroviaire de remplissage pour tester les performances du système RAG sur de grands documents avec beaucoup de bruit. Texte générique ferroviaire de remplissage pour tester les performances du système RAG sur de grands documents avec beaucoup de bruit. Texte générique ferroviaire de remplissage pour tester les performances du système RAG sur de grands documents avec beaucoup de bruit. Texte générique ferroviaire de remplissage pour tester les performances du système RAG sur de grands documents avec beaucoup de bruit. Texte générique ferroviaire de remplissage pour tester les performances du système RAG sur de grands documents avec beaucoup de bruit. Texte générique ferroviaire de remplissage pour tester les performances du système RAG sur de grands documents avec beaucoup de bruit. Texte générique ferroviaire de remplissage pour tester les performances du système RAG sur de grands documents avec beaucoup de bruit. Texte générique ferroviaire de remplissage pour tester les performances du système RAG sur de grands documents avec beaucoup de bruit. Texte générique ferroviaire de remplissage pour tester les performances du système RAG sur de grands documents avec beaucoup de bruit. Texte générique ferroviaire de remplissage pour tester les performances du système RAG sur de grands documents avec beaucoup de bruit. Texte générique ferroviaire de remplissage pour tester les performances du système RAG sur de grands documents avec beaucoup de bruit. Texte générique ferroviaire de remplissage pour tester les performances du système RAG sur de grands documents avec beaucoup de bruit. Texte générique ferroviaire de remplissage pour tester les performances du système RAG sur de grands documents avec beaucoup de bruit. Texte générique ferroviaire de remplissage pour tester les performances du système RAG sur de grands documents avec beaucoup de bruit. Texte générique ferroviaire de remplissage pour tester les performances du système RAG sur de grands documents avec beaucoup de bruit. Texte générique ferroviaire de remplissage pour tester les performances du système RAG sur de grands documents avec beaucoup de bruit. Texte générique ferroviaire de remplissage pour tester les performances du système RAG sur de grands documents avec beaucoup de bruit. </w:t>
+      </w:r>
+    </w:p>
+    <w:p>
+      <w:r>
+        <w:br w:type="page"/>
+      </w:r>
+    </w:p>
+    <w:p>
+      <w:r>
+        <w:t>Page 5</w:t>
+        <w:br/>
+        <w:t xml:space="preserve">Texte générique ferroviaire de remplissage pour tester les performances du système RAG sur de grands documents avec beaucoup de bruit. Texte générique ferroviaire de remplissage pour tester les performances du système RAG sur de grands documents avec beaucoup de bruit. Texte générique ferroviaire de remplissage pour tester les performances du système RAG sur de grands documents avec beaucoup de bruit. Texte générique ferroviaire de remplissage pour tester les performances du système RAG sur de grands documents avec beaucoup de bruit. Texte générique ferroviaire de remplissage pour tester les performances du système RAG sur de grands documents avec beaucoup de bruit. Texte générique ferroviaire de remplissage pour tester les performances du système RAG sur de grands documents avec beaucoup de bruit. Texte générique ferroviaire de remplissage pour tester les performances du système RAG sur de grands documents avec beaucoup de bruit. Texte générique ferroviaire de remplissage pour tester les performances du système RAG sur de grands documents avec beaucoup de bruit. Texte générique ferroviaire de remplissage pour tester les performances du système RAG sur de grands documents avec beaucoup de bruit. Texte générique ferroviaire de remplissage pour tester les performances du système RAG sur de grands documents avec beaucoup de bruit. Texte générique ferroviaire de remplissage pour tester les performances du système RAG sur de grands documents avec beaucoup de bruit. Texte générique ferroviaire de remplissage pour tester les performances du système RAG sur de grands documents avec beaucoup de bruit. Texte générique ferroviaire de remplissage pour tester les performances du système RAG sur de grands documents avec beaucoup de bruit. Texte générique ferroviaire de remplissage pour tester les performances du système RAG sur de grands documents avec beaucoup de bruit. Texte générique ferroviaire de remplissage pour tester les performances du système RAG sur de grands documents avec beaucoup de bruit. Texte générique ferroviaire de remplissage pour tester les performances du système RAG sur de grands documents avec beaucoup de bruit. Texte générique ferroviaire de remplissage pour tester les performances du système RAG sur de grands documents avec beaucoup de bruit. Texte générique ferroviaire de remplissage pour tester les performances du système RAG sur de grands documents avec beaucoup de bruit. Texte générique ferroviaire de remplissage pour tester les performances du système RAG sur de grands documents avec beaucoup de bruit. Texte générique ferroviaire de remplissage pour tester les performances du système RAG sur de grands documents avec beaucoup de bruit. Texte générique ferroviaire de remplissage pour tester les performances du système RAG sur de grands documents avec beaucoup de bruit. Texte générique ferroviaire de remplissage pour tester les performances du système RAG sur de grands documents avec beaucoup de bruit. Texte générique ferroviaire de remplissage pour tester les performances du système RAG sur de grands documents avec beaucoup de bruit. Texte générique ferroviaire de remplissage pour tester les performances du système RAG sur de grands documents avec beaucoup de bruit. Texte générique ferroviaire de remplissage pour tester les performances du système RAG sur de grands documents avec beaucoup de bruit. Texte générique ferroviaire de remplissage pour tester les performances du système RAG sur de grands documents avec beaucoup de bruit. Texte générique ferroviaire de remplissage pour tester les performances du système RAG sur de grands documents avec beaucoup de bruit. Texte générique ferroviaire de remplissage pour tester les performances du système RAG sur de grands documents avec beaucoup de bruit. Texte générique ferroviaire de remplissage pour tester les performances du système RAG sur de grands documents avec beaucoup de bruit. Texte générique ferroviaire de remplissage pour tester les performances du système RAG sur de grands documents avec beaucoup de bruit. </w:t>
+      </w:r>
+    </w:p>
+    <w:p>
+      <w:r>
+        <w:br w:type="page"/>
+      </w:r>
+    </w:p>
+    <w:p>
+      <w:r>
+        <w:t>Page 6</w:t>
+        <w:br/>
+        <w:t xml:space="preserve">Texte générique ferroviaire de remplissage pour tester les performances du système RAG sur de grands documents avec beaucoup de bruit. Texte générique ferroviaire de remplissage pour tester les performances du système RAG sur de grands documents avec beaucoup de bruit. Texte générique ferroviaire de remplissage pour tester les performances du système RAG sur de grands documents avec beaucoup de bruit. Texte générique ferroviaire de remplissage pour tester les performances du système RAG sur de grands documents avec beaucoup de bruit. Texte générique ferroviaire de remplissage pour tester les performances du système RAG sur de grands documents avec beaucoup de bruit. Texte générique ferroviaire de remplissage pour tester les performances du système RAG sur de grands documents avec beaucoup de bruit. Texte générique ferroviaire de remplissage pour tester les performances du système RAG sur de grands documents avec beaucoup de bruit. Texte générique ferroviaire de remplissage pour tester les performances du système RAG sur de grands documents avec beaucoup de bruit. Texte générique ferroviaire de remplissage pour tester les performances du système RAG sur de grands documents avec beaucoup de bruit. Texte générique ferroviaire de remplissage pour tester les performances du système RAG sur de grands documents avec beaucoup de bruit. Texte générique ferroviaire de remplissage pour tester les performances du système RAG sur de grands documents avec beaucoup de bruit. Texte générique ferroviaire de remplissage pour tester les performances du système RAG sur de grands documents avec beaucoup de bruit. Texte générique ferroviaire de remplissage pour tester les performances du système RAG sur de grands documents avec beaucoup de bruit. Texte générique ferroviaire de remplissage pour tester les performances du système RAG sur de grands documents avec beaucoup de bruit. Texte générique ferroviaire de remplissage pour tester les performances du système RAG sur de grands documents avec beaucoup de bruit. Texte générique ferroviaire de remplissage pour tester les performances du système RAG sur de grands documents avec beaucoup de bruit. Texte générique ferroviaire de remplissage pour tester les performances du système RAG sur de grands documents avec beaucoup de bruit. Texte générique ferroviaire de remplissage pour tester les performances du système RAG sur de grands documents avec beaucoup de bruit. Texte générique ferroviaire de remplissage pour tester les performances du système RAG sur de grands documents avec beaucoup de bruit. Texte générique ferroviaire de remplissage pour tester les performances du système RAG sur de grands documents avec beaucoup de bruit. Texte générique ferroviaire de remplissage pour tester les performances du système RAG sur de grands documents avec beaucoup de bruit. Texte générique ferroviaire de remplissage pour tester les performances du système RAG sur de grands documents avec beaucoup de bruit. Texte générique ferroviaire de remplissage pour tester les performances du système RAG sur de grands documents avec beaucoup de bruit. Texte générique ferroviaire de remplissage pour tester les performances du système RAG sur de grands documents avec beaucoup de bruit. Texte générique ferroviaire de remplissage pour tester les performances du système RAG sur de grands documents avec beaucoup de bruit. Texte générique ferroviaire de remplissage pour tester les performances du système RAG sur de grands documents avec beaucoup de bruit. Texte générique ferroviaire de remplissage pour tester les performances du système RAG sur de grands documents avec beaucoup de bruit. Texte générique ferroviaire de remplissage pour tester les performances du système RAG sur de grands documents avec beaucoup de bruit. Texte générique ferroviaire de remplissage pour tester les performances du système RAG sur de grands documents avec beaucoup de bruit. Texte générique ferroviaire de remplissage pour tester les performances du système RAG sur de grands documents avec beaucoup de bruit. </w:t>
+      </w:r>
+    </w:p>
+    <w:p>
+      <w:r>
+        <w:br w:type="page"/>
+      </w:r>
+    </w:p>
+    <w:p>
+      <w:r>
+        <w:t>Page 7</w:t>
+        <w:br/>
+        <w:t xml:space="preserve">Texte générique ferroviaire de remplissage pour tester les performances du système RAG sur de grands documents avec beaucoup de bruit. Texte générique ferroviaire de remplissage pour tester les performances du système RAG sur de grands documents avec beaucoup de bruit. Texte générique ferroviaire de remplissage pour tester les performances du système RAG sur de grands documents avec beaucoup de bruit. Texte générique ferroviaire de remplissage pour tester les performances du système RAG sur de grands documents avec beaucoup de bruit. Texte générique ferroviaire de remplissage pour tester les performances du système RAG sur de grands documents avec beaucoup de bruit. Texte générique ferroviaire de remplissage pour tester les performances du système RAG sur de grands documents avec beaucoup de bruit. Texte générique ferroviaire de remplissage pour tester les performances du système RAG sur de grands documents avec beaucoup de bruit. Texte générique ferroviaire de remplissage pour tester les performances du système RAG sur de grands documents avec beaucoup de bruit. Texte générique ferroviaire de remplissage pour tester les performances du système RAG sur de grands documents avec beaucoup de bruit. Texte générique ferroviaire de remplissage pour tester les performances du système RAG sur de grands documents avec beaucoup de bruit. Texte générique ferroviaire de remplissage pour tester les performances du système RAG sur de grands documents avec beaucoup de bruit. Texte générique ferroviaire de remplissage pour tester les performances du système RAG sur de grands documents avec beaucoup de bruit. Texte générique ferroviaire de remplissage pour tester les performances du système RAG sur de grands documents avec beaucoup de bruit. Texte générique ferroviaire de remplissage pour tester les performances du système RAG sur de grands documents avec beaucoup de bruit. Texte générique ferroviaire de remplissage pour tester les performances du système RAG sur de grands documents avec beaucoup de bruit. Texte générique ferroviaire de remplissage pour tester les performances du système RAG sur de grands documents avec beaucoup de bruit. Texte générique ferroviaire de remplissage pour tester les performances du système RAG sur de grands documents avec beaucoup de bruit. Texte générique ferroviaire de remplissage pour tester les performances du système RAG sur de grands documents avec beaucoup de bruit. Texte générique ferroviaire de remplissage pour tester les performances du système RAG sur de grands documents avec beaucoup de bruit. Texte générique ferroviaire de remplissage pour tester les performances du système RAG sur de grands documents avec beaucoup de bruit. Texte générique ferroviaire de remplissage pour tester les performances du système RAG sur de grands documents avec beaucoup de bruit. Texte générique ferroviaire de remplissage pour tester les performances du système RAG sur de grands documents avec beaucoup de bruit. Texte générique ferroviaire de remplissage pour tester les performances du système RAG sur de grands documents avec beaucoup de bruit. Texte générique ferroviaire de remplissage pour tester les performances du système RAG sur de grands documents avec beaucoup de bruit. Texte générique ferroviaire de remplissage pour tester les performances du système RAG sur de grands documents avec beaucoup de bruit. Texte générique ferroviaire de remplissage pour tester les performances du système RAG sur de grands documents avec beaucoup de bruit. Texte générique ferroviaire de remplissage pour tester les performances du système RAG sur de grands documents avec beaucoup de bruit. Texte générique ferroviaire de remplissage pour tester les performances du système RAG sur de grands documents avec beaucoup de bruit. Texte générique ferroviaire de remplissage pour tester les performances du système RAG sur de grands documents avec beaucoup de bruit. Texte générique ferroviaire de remplissage pour tester les performances du système RAG sur de grands documents avec beaucoup de bruit. </w:t>
+      </w:r>
+    </w:p>
+    <w:p>
+      <w:r>
+        <w:br w:type="page"/>
+      </w:r>
+    </w:p>
+    <w:p>
+      <w:r>
+        <w:t>En France, c'est l'EPSF qui est chargé de délivrer les autorisations de circulation.</w:t>
+      </w:r>
+    </w:p>
+    <w:p>
+      <w:r>
+        <w:br w:type="page"/>
+      </w:r>
+    </w:p>
+    <w:p>
+      <w:r>
+        <w:t>Page 9</w:t>
+        <w:br/>
+        <w:t xml:space="preserve">Texte générique ferroviaire de remplissage pour tester les performances du système RAG sur de grands documents avec beaucoup de bruit. Texte générique ferroviaire de remplissage pour tester les performances du système RAG sur de grands documents avec beaucoup de bruit. Texte générique ferroviaire de remplissage pour tester les performances du système RAG sur de grands documents avec beaucoup de bruit. Texte générique ferroviaire de remplissage pour tester les performances du système RAG sur de grands documents avec beaucoup de bruit. Texte générique ferroviaire de remplissage pour tester les performances du système RAG sur de grands documents avec beaucoup de bruit. Texte générique ferroviaire de remplissage pour tester les performances du système RAG sur de grands documents avec beaucoup de bruit. Texte générique ferroviaire de remplissage pour tester les performances du système RAG sur de grands documents avec beaucoup de bruit. Texte générique ferroviaire de remplissage pour tester les performances du système RAG sur de grands documents avec beaucoup de bruit. Texte générique ferroviaire de remplissage pour tester les performances du système RAG sur de grands documents avec beaucoup de bruit. Texte générique ferroviaire de remplissage pour tester les performances du système RAG sur de grands documents avec beaucoup de bruit. Texte générique ferroviaire de remplissage pour tester les performances du système RAG sur de grands documents avec beaucoup de bruit. Texte générique ferroviaire de remplissage pour tester les performances du système RAG sur de grands documents avec beaucoup de bruit. Texte générique ferroviaire de remplissage pour tester les performances du système RAG sur de grands documents avec beaucoup de bruit. Texte générique ferroviaire de remplissage pour tester les performances du système RAG sur de grands documents avec beaucoup de bruit. Texte générique ferroviaire de remplissage pour tester les performances du système RAG sur de grands documents avec beaucoup de bruit. Texte générique ferroviaire de remplissage pour tester les performances du système RAG sur de grands documents avec beaucoup de bruit. Texte générique ferroviaire de remplissage pour tester les performances du système RAG sur de grands documents avec beaucoup de bruit. Texte générique ferroviaire de remplissage pour tester les performances du système RAG sur de grands documents avec beaucoup de bruit. Texte générique ferroviaire de remplissage pour tester les performances du système RAG sur de grands documents avec beaucoup de bruit. Texte générique ferroviaire de remplissage pour tester les performances du système RAG sur de grands documents avec beaucoup de bruit. Texte générique ferroviaire de remplissage pour tester les performances du système RAG sur de grands documents avec beaucoup de bruit. Texte générique ferroviaire de remplissage pour tester les performances du système RAG sur de grands documents avec beaucoup de bruit. Texte générique ferroviaire de remplissage pour tester les performances du système RAG sur de grands documents avec beaucoup de bruit. Texte générique ferroviaire de remplissage pour tester les performances du système RAG sur de grands documents avec beaucoup de bruit. Texte générique ferroviaire de remplissage pour tester les performances du système RAG sur de grands documents avec beaucoup de bruit. Texte générique ferroviaire de remplissage pour tester les performances du système RAG sur de grands documents avec beaucoup de bruit. Texte générique ferroviaire de remplissage pour tester les performances du système RAG sur de grands documents avec beaucoup de bruit. Texte générique ferroviaire de remplissage pour tester les performances du système RAG sur de grands documents avec beaucoup de bruit. Texte générique ferroviaire de remplissage pour tester les performances du système RAG sur de grands documents avec beaucoup de bruit. Texte générique ferroviaire de remplissage pour tester les performances du système RAG sur de grands documents avec beaucoup de bruit. </w:t>
+      </w:r>
+    </w:p>
+    <w:p>
+      <w:r>
+        <w:br w:type="page"/>
+      </w:r>
+    </w:p>
+    <w:p>
+      <w:r>
+        <w:t>Page 10</w:t>
+        <w:br/>
+        <w:t xml:space="preserve">Texte générique ferroviaire de remplissage pour tester les performances du système RAG sur de grands documents avec beaucoup de bruit. Texte générique ferroviaire de remplissage pour tester les performances du système RAG sur de grands documents avec beaucoup de bruit. Texte générique ferroviaire de remplissage pour tester les performances du système RAG sur de grands documents avec beaucoup de bruit. Texte générique ferroviaire de remplissage pour tester les performances du système RAG sur de grands documents avec beaucoup de bruit. Texte générique ferroviaire de remplissage pour tester les performances du système RAG sur de grands documents avec beaucoup de bruit. Texte générique ferroviaire de remplissage pour tester les performances du système RAG sur de grands documents avec beaucoup de bruit. Texte générique ferroviaire de remplissage pour tester les performances du système RAG sur de grands documents avec beaucoup de bruit. Texte générique ferroviaire de remplissage pour tester les performances du système RAG sur de grands documents avec beaucoup de bruit. Texte générique ferroviaire de remplissage pour tester les performances du système RAG sur de grands documents avec beaucoup de bruit. Texte générique ferroviaire de remplissage pour tester les performances du système RAG sur de grands documents avec beaucoup de bruit. Texte générique ferroviaire de remplissage pour tester les performances du système RAG sur de grands documents avec beaucoup de bruit. Texte générique ferroviaire de remplissage pour tester les performances du système RAG sur de grands documents avec beaucoup de bruit. Texte générique ferroviaire de remplissage pour tester les performances du système RAG sur de grands documents avec beaucoup de bruit. Texte générique ferroviaire de remplissage pour tester les performances du système RAG sur de grands documents avec beaucoup de bruit. Texte générique ferroviaire de remplissage pour tester les performances du système RAG sur de grands documents avec beaucoup de bruit. Texte générique ferroviaire de remplissage pour tester les performances du système RAG sur de grands documents avec beaucoup de bruit. Texte générique ferroviaire de remplissage pour tester les performances du système RAG sur de grands documents avec beaucoup de bruit. Texte générique ferroviaire de remplissage pour tester les performances du système RAG sur de grands documents avec beaucoup de bruit. Texte générique ferroviaire de remplissage pour tester les performances du système RAG sur de grands documents avec beaucoup de bruit. Texte générique ferroviaire de remplissage pour tester les performances du système RAG sur de grands documents avec beaucoup de bruit. Texte générique ferroviaire de remplissage pour tester les performances du système RAG sur de grands documents avec beaucoup de bruit. Texte générique ferroviaire de remplissage pour tester les performances du système RAG sur de grands documents avec beaucoup de bruit. Texte générique ferroviaire de remplissage pour tester les performances du système RAG sur de grands documents avec beaucoup de bruit. Texte générique ferroviaire de remplissage pour tester les performances du système RAG sur de grands documents avec beaucoup de bruit. Texte générique ferroviaire de remplissage pour tester les performances du système RAG sur de grands documents avec beaucoup de bruit. Texte générique ferroviaire de remplissage pour tester les performances du système RAG sur de grands documents avec beaucoup de bruit. Texte générique ferroviaire de remplissage pour tester les performances du système RAG sur de grands documents avec beaucoup de bruit. Texte générique ferroviaire de remplissage pour tester les performances du système RAG sur de grands documents avec beaucoup de bruit. Texte générique ferroviaire de remplissage pour tester les performances du système RAG sur de grands documents avec beaucoup de bruit. Texte générique ferroviaire de remplissage pour tester les performances du système RAG sur de grands documents avec beaucoup de bruit. </w:t>
       </w:r>
     </w:p>
     <w:sectPr>

--- a/backend/demo-data/05_securite_ferroviaire_reglementation.docx
+++ b/backend/demo-data/05_securite_ferroviaire_reglementation.docx
@@ -4,123 +4,59 @@
   <w:body>
     <w:p>
       <w:pPr>
-        <w:pStyle w:val="Title"/>
+        <w:spacing w:before="240" w:after="120"/>
       </w:pPr>
       <w:r>
-        <w:t>05_securite_ferroviaire_reglementation</w:t>
+        <w:rPr>
+          <w:b/>
+          <w:color w:val="C00000"/>
+          <w:sz w:val="36"/>
+        </w:rPr>
+        <w:t>CAMRAIL — Reglement General de Securite et d Exploitation</w:t>
       </w:r>
     </w:p>
     <w:p>
       <w:r>
-        <w:t>Page 1</w:t>
+        <w:rPr>
+          <w:sz w:val="18"/>
+        </w:rPr>
+        <w:t>Direction Générale et Sécurité Ferroviaire | Réf : SEC-REG-2026-05</w:t>
         <w:br/>
-        <w:t xml:space="preserve">Texte générique ferroviaire de remplissage pour tester les performances du système RAG sur de grands documents avec beaucoup de bruit. Texte générique ferroviaire de remplissage pour tester les performances du système RAG sur de grands documents avec beaucoup de bruit. Texte générique ferroviaire de remplissage pour tester les performances du système RAG sur de grands documents avec beaucoup de bruit. Texte générique ferroviaire de remplissage pour tester les performances du système RAG sur de grands documents avec beaucoup de bruit. Texte générique ferroviaire de remplissage pour tester les performances du système RAG sur de grands documents avec beaucoup de bruit. Texte générique ferroviaire de remplissage pour tester les performances du système RAG sur de grands documents avec beaucoup de bruit. Texte générique ferroviaire de remplissage pour tester les performances du système RAG sur de grands documents avec beaucoup de bruit. Texte générique ferroviaire de remplissage pour tester les performances du système RAG sur de grands documents avec beaucoup de bruit. Texte générique ferroviaire de remplissage pour tester les performances du système RAG sur de grands documents avec beaucoup de bruit. Texte générique ferroviaire de remplissage pour tester les performances du système RAG sur de grands documents avec beaucoup de bruit. Texte générique ferroviaire de remplissage pour tester les performances du système RAG sur de grands documents avec beaucoup de bruit. Texte générique ferroviaire de remplissage pour tester les performances du système RAG sur de grands documents avec beaucoup de bruit. Texte générique ferroviaire de remplissage pour tester les performances du système RAG sur de grands documents avec beaucoup de bruit. Texte générique ferroviaire de remplissage pour tester les performances du système RAG sur de grands documents avec beaucoup de bruit. Texte générique ferroviaire de remplissage pour tester les performances du système RAG sur de grands documents avec beaucoup de bruit. Texte générique ferroviaire de remplissage pour tester les performances du système RAG sur de grands documents avec beaucoup de bruit. Texte générique ferroviaire de remplissage pour tester les performances du système RAG sur de grands documents avec beaucoup de bruit. Texte générique ferroviaire de remplissage pour tester les performances du système RAG sur de grands documents avec beaucoup de bruit. Texte générique ferroviaire de remplissage pour tester les performances du système RAG sur de grands documents avec beaucoup de bruit. Texte générique ferroviaire de remplissage pour tester les performances du système RAG sur de grands documents avec beaucoup de bruit. Texte générique ferroviaire de remplissage pour tester les performances du système RAG sur de grands documents avec beaucoup de bruit. Texte générique ferroviaire de remplissage pour tester les performances du système RAG sur de grands documents avec beaucoup de bruit. Texte générique ferroviaire de remplissage pour tester les performances du système RAG sur de grands documents avec beaucoup de bruit. Texte générique ferroviaire de remplissage pour tester les performances du système RAG sur de grands documents avec beaucoup de bruit. Texte générique ferroviaire de remplissage pour tester les performances du système RAG sur de grands documents avec beaucoup de bruit. Texte générique ferroviaire de remplissage pour tester les performances du système RAG sur de grands documents avec beaucoup de bruit. Texte générique ferroviaire de remplissage pour tester les performances du système RAG sur de grands documents avec beaucoup de bruit. Texte générique ferroviaire de remplissage pour tester les performances du système RAG sur de grands documents avec beaucoup de bruit. Texte générique ferroviaire de remplissage pour tester les performances du système RAG sur de grands documents avec beaucoup de bruit. Texte générique ferroviaire de remplissage pour tester les performances du système RAG sur de grands documents avec beaucoup de bruit. </w:t>
       </w:r>
     </w:p>
     <w:p>
+      <w:pPr>
+        <w:spacing w:before="240" w:after="120"/>
+      </w:pPr>
       <w:r>
-        <w:br w:type="page"/>
+        <w:rPr>
+          <w:b/>
+          <w:color w:val="C00000"/>
+          <w:sz w:val="28"/>
+        </w:rPr>
+        <w:t>1. Principes de sécurité et temps de repos</w:t>
       </w:r>
     </w:p>
     <w:p>
+      <w:pPr>
+        <w:spacing w:after="120"/>
+      </w:pPr>
       <w:r>
-        <w:t>Page 2</w:t>
-        <w:br/>
-        <w:t xml:space="preserve">Texte générique ferroviaire de remplissage pour tester les performances du système RAG sur de grands documents avec beaucoup de bruit. Texte générique ferroviaire de remplissage pour tester les performances du système RAG sur de grands documents avec beaucoup de bruit. Texte générique ferroviaire de remplissage pour tester les performances du système RAG sur de grands documents avec beaucoup de bruit. Texte générique ferroviaire de remplissage pour tester les performances du système RAG sur de grands documents avec beaucoup de bruit. Texte générique ferroviaire de remplissage pour tester les performances du système RAG sur de grands documents avec beaucoup de bruit. Texte générique ferroviaire de remplissage pour tester les performances du système RAG sur de grands documents avec beaucoup de bruit. Texte générique ferroviaire de remplissage pour tester les performances du système RAG sur de grands documents avec beaucoup de bruit. Texte générique ferroviaire de remplissage pour tester les performances du système RAG sur de grands documents avec beaucoup de bruit. Texte générique ferroviaire de remplissage pour tester les performances du système RAG sur de grands documents avec beaucoup de bruit. Texte générique ferroviaire de remplissage pour tester les performances du système RAG sur de grands documents avec beaucoup de bruit. Texte générique ferroviaire de remplissage pour tester les performances du système RAG sur de grands documents avec beaucoup de bruit. Texte générique ferroviaire de remplissage pour tester les performances du système RAG sur de grands documents avec beaucoup de bruit. Texte générique ferroviaire de remplissage pour tester les performances du système RAG sur de grands documents avec beaucoup de bruit. Texte générique ferroviaire de remplissage pour tester les performances du système RAG sur de grands documents avec beaucoup de bruit. Texte générique ferroviaire de remplissage pour tester les performances du système RAG sur de grands documents avec beaucoup de bruit. Texte générique ferroviaire de remplissage pour tester les performances du système RAG sur de grands documents avec beaucoup de bruit. Texte générique ferroviaire de remplissage pour tester les performances du système RAG sur de grands documents avec beaucoup de bruit. Texte générique ferroviaire de remplissage pour tester les performances du système RAG sur de grands documents avec beaucoup de bruit. Texte générique ferroviaire de remplissage pour tester les performances du système RAG sur de grands documents avec beaucoup de bruit. Texte générique ferroviaire de remplissage pour tester les performances du système RAG sur de grands documents avec beaucoup de bruit. Texte générique ferroviaire de remplissage pour tester les performances du système RAG sur de grands documents avec beaucoup de bruit. Texte générique ferroviaire de remplissage pour tester les performances du système RAG sur de grands documents avec beaucoup de bruit. Texte générique ferroviaire de remplissage pour tester les performances du système RAG sur de grands documents avec beaucoup de bruit. Texte générique ferroviaire de remplissage pour tester les performances du système RAG sur de grands documents avec beaucoup de bruit. Texte générique ferroviaire de remplissage pour tester les performances du système RAG sur de grands documents avec beaucoup de bruit. Texte générique ferroviaire de remplissage pour tester les performances du système RAG sur de grands documents avec beaucoup de bruit. Texte générique ferroviaire de remplissage pour tester les performances du système RAG sur de grands documents avec beaucoup de bruit. Texte générique ferroviaire de remplissage pour tester les performances du système RAG sur de grands documents avec beaucoup de bruit. Texte générique ferroviaire de remplissage pour tester les performances du système RAG sur de grands documents avec beaucoup de bruit. Texte générique ferroviaire de remplissage pour tester les performances du système RAG sur de grands documents avec beaucoup de bruit. </w:t>
+        <w:rPr>
+          <w:sz w:val="22"/>
+        </w:rPr>
+        <w:t>La sécurité des circulations constitue l impératif absolu de CAMRAIL. Tout agent constatant un risque grave ou une anomalie (rail cassé, signal éteint, obstacle) a le devoir d exercer immédiatement son droit d alerte.</w:t>
       </w:r>
     </w:p>
     <w:p>
+      <w:pPr>
+        <w:spacing w:after="120"/>
+      </w:pPr>
       <w:r>
-        <w:br w:type="page"/>
-      </w:r>
-    </w:p>
-    <w:p>
-      <w:r>
-        <w:t>Page 3</w:t>
-        <w:br/>
-        <w:t xml:space="preserve">Texte générique ferroviaire de remplissage pour tester les performances du système RAG sur de grands documents avec beaucoup de bruit. Texte générique ferroviaire de remplissage pour tester les performances du système RAG sur de grands documents avec beaucoup de bruit. Texte générique ferroviaire de remplissage pour tester les performances du système RAG sur de grands documents avec beaucoup de bruit. Texte générique ferroviaire de remplissage pour tester les performances du système RAG sur de grands documents avec beaucoup de bruit. Texte générique ferroviaire de remplissage pour tester les performances du système RAG sur de grands documents avec beaucoup de bruit. Texte générique ferroviaire de remplissage pour tester les performances du système RAG sur de grands documents avec beaucoup de bruit. Texte générique ferroviaire de remplissage pour tester les performances du système RAG sur de grands documents avec beaucoup de bruit. Texte générique ferroviaire de remplissage pour tester les performances du système RAG sur de grands documents avec beaucoup de bruit. Texte générique ferroviaire de remplissage pour tester les performances du système RAG sur de grands documents avec beaucoup de bruit. Texte générique ferroviaire de remplissage pour tester les performances du système RAG sur de grands documents avec beaucoup de bruit. Texte générique ferroviaire de remplissage pour tester les performances du système RAG sur de grands documents avec beaucoup de bruit. Texte générique ferroviaire de remplissage pour tester les performances du système RAG sur de grands documents avec beaucoup de bruit. Texte générique ferroviaire de remplissage pour tester les performances du système RAG sur de grands documents avec beaucoup de bruit. Texte générique ferroviaire de remplissage pour tester les performances du système RAG sur de grands documents avec beaucoup de bruit. Texte générique ferroviaire de remplissage pour tester les performances du système RAG sur de grands documents avec beaucoup de bruit. Texte générique ferroviaire de remplissage pour tester les performances du système RAG sur de grands documents avec beaucoup de bruit. Texte générique ferroviaire de remplissage pour tester les performances du système RAG sur de grands documents avec beaucoup de bruit. Texte générique ferroviaire de remplissage pour tester les performances du système RAG sur de grands documents avec beaucoup de bruit. Texte générique ferroviaire de remplissage pour tester les performances du système RAG sur de grands documents avec beaucoup de bruit. Texte générique ferroviaire de remplissage pour tester les performances du système RAG sur de grands documents avec beaucoup de bruit. Texte générique ferroviaire de remplissage pour tester les performances du système RAG sur de grands documents avec beaucoup de bruit. Texte générique ferroviaire de remplissage pour tester les performances du système RAG sur de grands documents avec beaucoup de bruit. Texte générique ferroviaire de remplissage pour tester les performances du système RAG sur de grands documents avec beaucoup de bruit. Texte générique ferroviaire de remplissage pour tester les performances du système RAG sur de grands documents avec beaucoup de bruit. Texte générique ferroviaire de remplissage pour tester les performances du système RAG sur de grands documents avec beaucoup de bruit. Texte générique ferroviaire de remplissage pour tester les performances du système RAG sur de grands documents avec beaucoup de bruit. Texte générique ferroviaire de remplissage pour tester les performances du système RAG sur de grands documents avec beaucoup de bruit. Texte générique ferroviaire de remplissage pour tester les performances du système RAG sur de grands documents avec beaucoup de bruit. Texte générique ferroviaire de remplissage pour tester les performances du système RAG sur de grands documents avec beaucoup de bruit. Texte générique ferroviaire de remplissage pour tester les performances du système RAG sur de grands documents avec beaucoup de bruit. </w:t>
-      </w:r>
-    </w:p>
-    <w:p>
-      <w:r>
-        <w:br w:type="page"/>
-      </w:r>
-    </w:p>
-    <w:p>
-      <w:r>
-        <w:t>Page 4</w:t>
-        <w:br/>
-        <w:t xml:space="preserve">Texte générique ferroviaire de remplissage pour tester les performances du système RAG sur de grands documents avec beaucoup de bruit. Texte générique ferroviaire de remplissage pour tester les performances du système RAG sur de grands documents avec beaucoup de bruit. Texte générique ferroviaire de remplissage pour tester les performances du système RAG sur de grands documents avec beaucoup de bruit. Texte générique ferroviaire de remplissage pour tester les performances du système RAG sur de grands documents avec beaucoup de bruit. Texte générique ferroviaire de remplissage pour tester les performances du système RAG sur de grands documents avec beaucoup de bruit. Texte générique ferroviaire de remplissage pour tester les performances du système RAG sur de grands documents avec beaucoup de bruit. Texte générique ferroviaire de remplissage pour tester les performances du système RAG sur de grands documents avec beaucoup de bruit. Texte générique ferroviaire de remplissage pour tester les performances du système RAG sur de grands documents avec beaucoup de bruit. Texte générique ferroviaire de remplissage pour tester les performances du système RAG sur de grands documents avec beaucoup de bruit. Texte générique ferroviaire de remplissage pour tester les performances du système RAG sur de grands documents avec beaucoup de bruit. Texte générique ferroviaire de remplissage pour tester les performances du système RAG sur de grands documents avec beaucoup de bruit. Texte générique ferroviaire de remplissage pour tester les performances du système RAG sur de grands documents avec beaucoup de bruit. Texte générique ferroviaire de remplissage pour tester les performances du système RAG sur de grands documents avec beaucoup de bruit. Texte générique ferroviaire de remplissage pour tester les performances du système RAG sur de grands documents avec beaucoup de bruit. Texte générique ferroviaire de remplissage pour tester les performances du système RAG sur de grands documents avec beaucoup de bruit. Texte générique ferroviaire de remplissage pour tester les performances du système RAG sur de grands documents avec beaucoup de bruit. Texte générique ferroviaire de remplissage pour tester les performances du système RAG sur de grands documents avec beaucoup de bruit. Texte générique ferroviaire de remplissage pour tester les performances du système RAG sur de grands documents avec beaucoup de bruit. Texte générique ferroviaire de remplissage pour tester les performances du système RAG sur de grands documents avec beaucoup de bruit. Texte générique ferroviaire de remplissage pour tester les performances du système RAG sur de grands documents avec beaucoup de bruit. Texte générique ferroviaire de remplissage pour tester les performances du système RAG sur de grands documents avec beaucoup de bruit. Texte générique ferroviaire de remplissage pour tester les performances du système RAG sur de grands documents avec beaucoup de bruit. Texte générique ferroviaire de remplissage pour tester les performances du système RAG sur de grands documents avec beaucoup de bruit. Texte générique ferroviaire de remplissage pour tester les performances du système RAG sur de grands documents avec beaucoup de bruit. Texte générique ferroviaire de remplissage pour tester les performances du système RAG sur de grands documents avec beaucoup de bruit. Texte générique ferroviaire de remplissage pour tester les performances du système RAG sur de grands documents avec beaucoup de bruit. Texte générique ferroviaire de remplissage pour tester les performances du système RAG sur de grands documents avec beaucoup de bruit. Texte générique ferroviaire de remplissage pour tester les performances du système RAG sur de grands documents avec beaucoup de bruit. Texte générique ferroviaire de remplissage pour tester les performances du système RAG sur de grands documents avec beaucoup de bruit. Texte générique ferroviaire de remplissage pour tester les performances du système RAG sur de grands documents avec beaucoup de bruit. </w:t>
-      </w:r>
-    </w:p>
-    <w:p>
-      <w:r>
-        <w:br w:type="page"/>
-      </w:r>
-    </w:p>
-    <w:p>
-      <w:r>
-        <w:t>Page 5</w:t>
-        <w:br/>
-        <w:t xml:space="preserve">Texte générique ferroviaire de remplissage pour tester les performances du système RAG sur de grands documents avec beaucoup de bruit. Texte générique ferroviaire de remplissage pour tester les performances du système RAG sur de grands documents avec beaucoup de bruit. Texte générique ferroviaire de remplissage pour tester les performances du système RAG sur de grands documents avec beaucoup de bruit. Texte générique ferroviaire de remplissage pour tester les performances du système RAG sur de grands documents avec beaucoup de bruit. Texte générique ferroviaire de remplissage pour tester les performances du système RAG sur de grands documents avec beaucoup de bruit. Texte générique ferroviaire de remplissage pour tester les performances du système RAG sur de grands documents avec beaucoup de bruit. Texte générique ferroviaire de remplissage pour tester les performances du système RAG sur de grands documents avec beaucoup de bruit. Texte générique ferroviaire de remplissage pour tester les performances du système RAG sur de grands documents avec beaucoup de bruit. Texte générique ferroviaire de remplissage pour tester les performances du système RAG sur de grands documents avec beaucoup de bruit. Texte générique ferroviaire de remplissage pour tester les performances du système RAG sur de grands documents avec beaucoup de bruit. Texte générique ferroviaire de remplissage pour tester les performances du système RAG sur de grands documents avec beaucoup de bruit. Texte générique ferroviaire de remplissage pour tester les performances du système RAG sur de grands documents avec beaucoup de bruit. Texte générique ferroviaire de remplissage pour tester les performances du système RAG sur de grands documents avec beaucoup de bruit. Texte générique ferroviaire de remplissage pour tester les performances du système RAG sur de grands documents avec beaucoup de bruit. Texte générique ferroviaire de remplissage pour tester les performances du système RAG sur de grands documents avec beaucoup de bruit. Texte générique ferroviaire de remplissage pour tester les performances du système RAG sur de grands documents avec beaucoup de bruit. Texte générique ferroviaire de remplissage pour tester les performances du système RAG sur de grands documents avec beaucoup de bruit. Texte générique ferroviaire de remplissage pour tester les performances du système RAG sur de grands documents avec beaucoup de bruit. Texte générique ferroviaire de remplissage pour tester les performances du système RAG sur de grands documents avec beaucoup de bruit. Texte générique ferroviaire de remplissage pour tester les performances du système RAG sur de grands documents avec beaucoup de bruit. Texte générique ferroviaire de remplissage pour tester les performances du système RAG sur de grands documents avec beaucoup de bruit. Texte générique ferroviaire de remplissage pour tester les performances du système RAG sur de grands documents avec beaucoup de bruit. Texte générique ferroviaire de remplissage pour tester les performances du système RAG sur de grands documents avec beaucoup de bruit. Texte générique ferroviaire de remplissage pour tester les performances du système RAG sur de grands documents avec beaucoup de bruit. Texte générique ferroviaire de remplissage pour tester les performances du système RAG sur de grands documents avec beaucoup de bruit. Texte générique ferroviaire de remplissage pour tester les performances du système RAG sur de grands documents avec beaucoup de bruit. Texte générique ferroviaire de remplissage pour tester les performances du système RAG sur de grands documents avec beaucoup de bruit. Texte générique ferroviaire de remplissage pour tester les performances du système RAG sur de grands documents avec beaucoup de bruit. Texte générique ferroviaire de remplissage pour tester les performances du système RAG sur de grands documents avec beaucoup de bruit. Texte générique ferroviaire de remplissage pour tester les performances du système RAG sur de grands documents avec beaucoup de bruit. </w:t>
-      </w:r>
-    </w:p>
-    <w:p>
-      <w:r>
-        <w:br w:type="page"/>
-      </w:r>
-    </w:p>
-    <w:p>
-      <w:r>
-        <w:t>Page 6</w:t>
-        <w:br/>
-        <w:t xml:space="preserve">Texte générique ferroviaire de remplissage pour tester les performances du système RAG sur de grands documents avec beaucoup de bruit. Texte générique ferroviaire de remplissage pour tester les performances du système RAG sur de grands documents avec beaucoup de bruit. Texte générique ferroviaire de remplissage pour tester les performances du système RAG sur de grands documents avec beaucoup de bruit. Texte générique ferroviaire de remplissage pour tester les performances du système RAG sur de grands documents avec beaucoup de bruit. Texte générique ferroviaire de remplissage pour tester les performances du système RAG sur de grands documents avec beaucoup de bruit. Texte générique ferroviaire de remplissage pour tester les performances du système RAG sur de grands documents avec beaucoup de bruit. Texte générique ferroviaire de remplissage pour tester les performances du système RAG sur de grands documents avec beaucoup de bruit. Texte générique ferroviaire de remplissage pour tester les performances du système RAG sur de grands documents avec beaucoup de bruit. Texte générique ferroviaire de remplissage pour tester les performances du système RAG sur de grands documents avec beaucoup de bruit. Texte générique ferroviaire de remplissage pour tester les performances du système RAG sur de grands documents avec beaucoup de bruit. Texte générique ferroviaire de remplissage pour tester les performances du système RAG sur de grands documents avec beaucoup de bruit. Texte générique ferroviaire de remplissage pour tester les performances du système RAG sur de grands documents avec beaucoup de bruit. Texte générique ferroviaire de remplissage pour tester les performances du système RAG sur de grands documents avec beaucoup de bruit. Texte générique ferroviaire de remplissage pour tester les performances du système RAG sur de grands documents avec beaucoup de bruit. Texte générique ferroviaire de remplissage pour tester les performances du système RAG sur de grands documents avec beaucoup de bruit. Texte générique ferroviaire de remplissage pour tester les performances du système RAG sur de grands documents avec beaucoup de bruit. Texte générique ferroviaire de remplissage pour tester les performances du système RAG sur de grands documents avec beaucoup de bruit. Texte générique ferroviaire de remplissage pour tester les performances du système RAG sur de grands documents avec beaucoup de bruit. Texte générique ferroviaire de remplissage pour tester les performances du système RAG sur de grands documents avec beaucoup de bruit. Texte générique ferroviaire de remplissage pour tester les performances du système RAG sur de grands documents avec beaucoup de bruit. Texte générique ferroviaire de remplissage pour tester les performances du système RAG sur de grands documents avec beaucoup de bruit. Texte générique ferroviaire de remplissage pour tester les performances du système RAG sur de grands documents avec beaucoup de bruit. Texte générique ferroviaire de remplissage pour tester les performances du système RAG sur de grands documents avec beaucoup de bruit. Texte générique ferroviaire de remplissage pour tester les performances du système RAG sur de grands documents avec beaucoup de bruit. Texte générique ferroviaire de remplissage pour tester les performances du système RAG sur de grands documents avec beaucoup de bruit. Texte générique ferroviaire de remplissage pour tester les performances du système RAG sur de grands documents avec beaucoup de bruit. Texte générique ferroviaire de remplissage pour tester les performances du système RAG sur de grands documents avec beaucoup de bruit. Texte générique ferroviaire de remplissage pour tester les performances du système RAG sur de grands documents avec beaucoup de bruit. Texte générique ferroviaire de remplissage pour tester les performances du système RAG sur de grands documents avec beaucoup de bruit. Texte générique ferroviaire de remplissage pour tester les performances du système RAG sur de grands documents avec beaucoup de bruit. </w:t>
-      </w:r>
-    </w:p>
-    <w:p>
-      <w:r>
-        <w:br w:type="page"/>
-      </w:r>
-    </w:p>
-    <w:p>
-      <w:r>
-        <w:t>Page 7</w:t>
-        <w:br/>
-        <w:t xml:space="preserve">Texte générique ferroviaire de remplissage pour tester les performances du système RAG sur de grands documents avec beaucoup de bruit. Texte générique ferroviaire de remplissage pour tester les performances du système RAG sur de grands documents avec beaucoup de bruit. Texte générique ferroviaire de remplissage pour tester les performances du système RAG sur de grands documents avec beaucoup de bruit. Texte générique ferroviaire de remplissage pour tester les performances du système RAG sur de grands documents avec beaucoup de bruit. Texte générique ferroviaire de remplissage pour tester les performances du système RAG sur de grands documents avec beaucoup de bruit. Texte générique ferroviaire de remplissage pour tester les performances du système RAG sur de grands documents avec beaucoup de bruit. Texte générique ferroviaire de remplissage pour tester les performances du système RAG sur de grands documents avec beaucoup de bruit. Texte générique ferroviaire de remplissage pour tester les performances du système RAG sur de grands documents avec beaucoup de bruit. Texte générique ferroviaire de remplissage pour tester les performances du système RAG sur de grands documents avec beaucoup de bruit. Texte générique ferroviaire de remplissage pour tester les performances du système RAG sur de grands documents avec beaucoup de bruit. Texte générique ferroviaire de remplissage pour tester les performances du système RAG sur de grands documents avec beaucoup de bruit. Texte générique ferroviaire de remplissage pour tester les performances du système RAG sur de grands documents avec beaucoup de bruit. Texte générique ferroviaire de remplissage pour tester les performances du système RAG sur de grands documents avec beaucoup de bruit. Texte générique ferroviaire de remplissage pour tester les performances du système RAG sur de grands documents avec beaucoup de bruit. Texte générique ferroviaire de remplissage pour tester les performances du système RAG sur de grands documents avec beaucoup de bruit. Texte générique ferroviaire de remplissage pour tester les performances du système RAG sur de grands documents avec beaucoup de bruit. Texte générique ferroviaire de remplissage pour tester les performances du système RAG sur de grands documents avec beaucoup de bruit. Texte générique ferroviaire de remplissage pour tester les performances du système RAG sur de grands documents avec beaucoup de bruit. Texte générique ferroviaire de remplissage pour tester les performances du système RAG sur de grands documents avec beaucoup de bruit. Texte générique ferroviaire de remplissage pour tester les performances du système RAG sur de grands documents avec beaucoup de bruit. Texte générique ferroviaire de remplissage pour tester les performances du système RAG sur de grands documents avec beaucoup de bruit. Texte générique ferroviaire de remplissage pour tester les performances du système RAG sur de grands documents avec beaucoup de bruit. Texte générique ferroviaire de remplissage pour tester les performances du système RAG sur de grands documents avec beaucoup de bruit. Texte générique ferroviaire de remplissage pour tester les performances du système RAG sur de grands documents avec beaucoup de bruit. Texte générique ferroviaire de remplissage pour tester les performances du système RAG sur de grands documents avec beaucoup de bruit. Texte générique ferroviaire de remplissage pour tester les performances du système RAG sur de grands documents avec beaucoup de bruit. Texte générique ferroviaire de remplissage pour tester les performances du système RAG sur de grands documents avec beaucoup de bruit. Texte générique ferroviaire de remplissage pour tester les performances du système RAG sur de grands documents avec beaucoup de bruit. Texte générique ferroviaire de remplissage pour tester les performances du système RAG sur de grands documents avec beaucoup de bruit. Texte générique ferroviaire de remplissage pour tester les performances du système RAG sur de grands documents avec beaucoup de bruit. </w:t>
-      </w:r>
-    </w:p>
-    <w:p>
-      <w:r>
-        <w:br w:type="page"/>
-      </w:r>
-    </w:p>
-    <w:p>
-      <w:r>
-        <w:t>En France, c'est l'EPSF qui est chargé de délivrer les autorisations de circulation.</w:t>
-      </w:r>
-    </w:p>
-    <w:p>
-      <w:r>
-        <w:br w:type="page"/>
-      </w:r>
-    </w:p>
-    <w:p>
-      <w:r>
-        <w:t>Page 9</w:t>
-        <w:br/>
-        <w:t xml:space="preserve">Texte générique ferroviaire de remplissage pour tester les performances du système RAG sur de grands documents avec beaucoup de bruit. Texte générique ferroviaire de remplissage pour tester les performances du système RAG sur de grands documents avec beaucoup de bruit. Texte générique ferroviaire de remplissage pour tester les performances du système RAG sur de grands documents avec beaucoup de bruit. Texte générique ferroviaire de remplissage pour tester les performances du système RAG sur de grands documents avec beaucoup de bruit. Texte générique ferroviaire de remplissage pour tester les performances du système RAG sur de grands documents avec beaucoup de bruit. Texte générique ferroviaire de remplissage pour tester les performances du système RAG sur de grands documents avec beaucoup de bruit. Texte générique ferroviaire de remplissage pour tester les performances du système RAG sur de grands documents avec beaucoup de bruit. Texte générique ferroviaire de remplissage pour tester les performances du système RAG sur de grands documents avec beaucoup de bruit. Texte générique ferroviaire de remplissage pour tester les performances du système RAG sur de grands documents avec beaucoup de bruit. Texte générique ferroviaire de remplissage pour tester les performances du système RAG sur de grands documents avec beaucoup de bruit. Texte générique ferroviaire de remplissage pour tester les performances du système RAG sur de grands documents avec beaucoup de bruit. Texte générique ferroviaire de remplissage pour tester les performances du système RAG sur de grands documents avec beaucoup de bruit. Texte générique ferroviaire de remplissage pour tester les performances du système RAG sur de grands documents avec beaucoup de bruit. Texte générique ferroviaire de remplissage pour tester les performances du système RAG sur de grands documents avec beaucoup de bruit. Texte générique ferroviaire de remplissage pour tester les performances du système RAG sur de grands documents avec beaucoup de bruit. Texte générique ferroviaire de remplissage pour tester les performances du système RAG sur de grands documents avec beaucoup de bruit. Texte générique ferroviaire de remplissage pour tester les performances du système RAG sur de grands documents avec beaucoup de bruit. Texte générique ferroviaire de remplissage pour tester les performances du système RAG sur de grands documents avec beaucoup de bruit. Texte générique ferroviaire de remplissage pour tester les performances du système RAG sur de grands documents avec beaucoup de bruit. Texte générique ferroviaire de remplissage pour tester les performances du système RAG sur de grands documents avec beaucoup de bruit. Texte générique ferroviaire de remplissage pour tester les performances du système RAG sur de grands documents avec beaucoup de bruit. Texte générique ferroviaire de remplissage pour tester les performances du système RAG sur de grands documents avec beaucoup de bruit. Texte générique ferroviaire de remplissage pour tester les performances du système RAG sur de grands documents avec beaucoup de bruit. Texte générique ferroviaire de remplissage pour tester les performances du système RAG sur de grands documents avec beaucoup de bruit. Texte générique ferroviaire de remplissage pour tester les performances du système RAG sur de grands documents avec beaucoup de bruit. Texte générique ferroviaire de remplissage pour tester les performances du système RAG sur de grands documents avec beaucoup de bruit. Texte générique ferroviaire de remplissage pour tester les performances du système RAG sur de grands documents avec beaucoup de bruit. Texte générique ferroviaire de remplissage pour tester les performances du système RAG sur de grands documents avec beaucoup de bruit. Texte générique ferroviaire de remplissage pour tester les performances du système RAG sur de grands documents avec beaucoup de bruit. Texte générique ferroviaire de remplissage pour tester les performances du système RAG sur de grands documents avec beaucoup de bruit. </w:t>
-      </w:r>
-    </w:p>
-    <w:p>
-      <w:r>
-        <w:br w:type="page"/>
-      </w:r>
-    </w:p>
-    <w:p>
-      <w:r>
-        <w:t>Page 10</w:t>
-        <w:br/>
-        <w:t xml:space="preserve">Texte générique ferroviaire de remplissage pour tester les performances du système RAG sur de grands documents avec beaucoup de bruit. Texte générique ferroviaire de remplissage pour tester les performances du système RAG sur de grands documents avec beaucoup de bruit. Texte générique ferroviaire de remplissage pour tester les performances du système RAG sur de grands documents avec beaucoup de bruit. Texte générique ferroviaire de remplissage pour tester les performances du système RAG sur de grands documents avec beaucoup de bruit. Texte générique ferroviaire de remplissage pour tester les performances du système RAG sur de grands documents avec beaucoup de bruit. Texte générique ferroviaire de remplissage pour tester les performances du système RAG sur de grands documents avec beaucoup de bruit. Texte générique ferroviaire de remplissage pour tester les performances du système RAG sur de grands documents avec beaucoup de bruit. Texte générique ferroviaire de remplissage pour tester les performances du système RAG sur de grands documents avec beaucoup de bruit. Texte générique ferroviaire de remplissage pour tester les performances du système RAG sur de grands documents avec beaucoup de bruit. Texte générique ferroviaire de remplissage pour tester les performances du système RAG sur de grands documents avec beaucoup de bruit. Texte générique ferroviaire de remplissage pour tester les performances du système RAG sur de grands documents avec beaucoup de bruit. Texte générique ferroviaire de remplissage pour tester les performances du système RAG sur de grands documents avec beaucoup de bruit. Texte générique ferroviaire de remplissage pour tester les performances du système RAG sur de grands documents avec beaucoup de bruit. Texte générique ferroviaire de remplissage pour tester les performances du système RAG sur de grands documents avec beaucoup de bruit. Texte générique ferroviaire de remplissage pour tester les performances du système RAG sur de grands documents avec beaucoup de bruit. Texte générique ferroviaire de remplissage pour tester les performances du système RAG sur de grands documents avec beaucoup de bruit. Texte générique ferroviaire de remplissage pour tester les performances du système RAG sur de grands documents avec beaucoup de bruit. Texte générique ferroviaire de remplissage pour tester les performances du système RAG sur de grands documents avec beaucoup de bruit. Texte générique ferroviaire de remplissage pour tester les performances du système RAG sur de grands documents avec beaucoup de bruit. Texte générique ferroviaire de remplissage pour tester les performances du système RAG sur de grands documents avec beaucoup de bruit. Texte générique ferroviaire de remplissage pour tester les performances du système RAG sur de grands documents avec beaucoup de bruit. Texte générique ferroviaire de remplissage pour tester les performances du système RAG sur de grands documents avec beaucoup de bruit. Texte générique ferroviaire de remplissage pour tester les performances du système RAG sur de grands documents avec beaucoup de bruit. Texte générique ferroviaire de remplissage pour tester les performances du système RAG sur de grands documents avec beaucoup de bruit. Texte générique ferroviaire de remplissage pour tester les performances du système RAG sur de grands documents avec beaucoup de bruit. Texte générique ferroviaire de remplissage pour tester les performances du système RAG sur de grands documents avec beaucoup de bruit. Texte générique ferroviaire de remplissage pour tester les performances du système RAG sur de grands documents avec beaucoup de bruit. Texte générique ferroviaire de remplissage pour tester les performances du système RAG sur de grands documents avec beaucoup de bruit. Texte générique ferroviaire de remplissage pour tester les performances du système RAG sur de grands documents avec beaucoup de bruit. Texte générique ferroviaire de remplissage pour tester les performances du système RAG sur de grands documents avec beaucoup de bruit. </w:t>
+        <w:rPr>
+          <w:sz w:val="22"/>
+        </w:rPr>
+        <w:t>Le temps de repos minimum obligatoire entre deux vacations de service pour les agents de conduite et le personnel roulant est fixé à douze (12) heures consécutives. La durée hebdomadaire maximale de travail ne peut excéder 48 heures.</w:t>
       </w:r>
     </w:p>
     <w:sectPr>
